--- a/Lauren doc/Lauren Doc day 2.docx
+++ b/Lauren doc/Lauren Doc day 2.docx
@@ -129,6 +129,84 @@
       <w:proofErr w:type="spellEnd"/>
       <w:r>
         <w:t xml:space="preserve"> and then it actually helped </w:t>
+      </w:r>
+    </w:p>
+    <w:p>
+      <w:pPr>
+        <w:pStyle w:val="ListParagraph"/>
+      </w:pPr>
+    </w:p>
+    <w:p>
+      <w:pPr>
+        <w:pStyle w:val="ListParagraph"/>
+        <w:numPr>
+          <w:ilvl w:val="0"/>
+          <w:numId w:val="1"/>
+        </w:numPr>
+      </w:pPr>
+      <w:proofErr w:type="spellStart"/>
+      <w:r>
+        <w:t>Promped</w:t>
+      </w:r>
+      <w:proofErr w:type="spellEnd"/>
+      <w:r>
+        <w:t>: h</w:t>
+      </w:r>
+      <w:r>
+        <w:t>elp me make a main menu like the image there</w:t>
+      </w:r>
+    </w:p>
+    <w:p>
+      <w:pPr>
+        <w:ind w:left="360"/>
+      </w:pPr>
+      <w:r>
+        <w:drawing>
+          <wp:inline distT="0" distB="0" distL="0" distR="0" wp14:anchorId="147EBE12" wp14:editId="3916036C">
+            <wp:extent cx="3509455" cy="2399385"/>
+            <wp:effectExtent l="0" t="0" r="0" b="1270"/>
+            <wp:docPr id="1" name="Picture 1"/>
+            <wp:cNvGraphicFramePr>
+              <a:graphicFrameLocks xmlns:a="http://schemas.openxmlformats.org/drawingml/2006/main" noChangeAspect="1"/>
+            </wp:cNvGraphicFramePr>
+            <a:graphic xmlns:a="http://schemas.openxmlformats.org/drawingml/2006/main">
+              <a:graphicData uri="http://schemas.openxmlformats.org/drawingml/2006/picture">
+                <pic:pic xmlns:pic="http://schemas.openxmlformats.org/drawingml/2006/picture">
+                  <pic:nvPicPr>
+                    <pic:cNvPr id="1" name=""/>
+                    <pic:cNvPicPr/>
+                  </pic:nvPicPr>
+                  <pic:blipFill>
+                    <a:blip r:embed="rId5"/>
+                    <a:stretch>
+                      <a:fillRect/>
+                    </a:stretch>
+                  </pic:blipFill>
+                  <pic:spPr>
+                    <a:xfrm>
+                      <a:off x="0" y="0"/>
+                      <a:ext cx="3516281" cy="2404052"/>
+                    </a:xfrm>
+                    <a:prstGeom prst="rect">
+                      <a:avLst/>
+                    </a:prstGeom>
+                  </pic:spPr>
+                </pic:pic>
+              </a:graphicData>
+            </a:graphic>
+          </wp:inline>
+        </w:drawing>
+      </w:r>
+    </w:p>
+    <w:p>
+      <w:pPr>
+        <w:ind w:left="360"/>
+      </w:pPr>
+      <w:r>
+        <w:t xml:space="preserve">Which didn’t work </w:t>
+      </w:r>
+      <w:r>
+        <w:t>so that is what I’m going to work on in the next session</w:t>
       </w:r>
     </w:p>
     <w:sectPr>
@@ -146,7 +224,7 @@
   <w:abstractNum w:abstractNumId="0" w15:restartNumberingAfterBreak="0">
     <w:nsid w:val="12836016"/>
     <w:multiLevelType w:val="hybridMultilevel"/>
-    <w:tmpl w:val="BAA01662"/>
+    <w:tmpl w:val="454A9468"/>
     <w:lvl w:ilvl="0" w:tplc="08090001">
       <w:start w:val="1"/>
       <w:numFmt w:val="bullet"/>
